--- a/COMP 4522 Assignment 3 Part 1 Writeup.docx
+++ b/COMP 4522 Assignment 3 Part 1 Writeup.docx
@@ -1,161 +1,362 @@
 
 <file path=word/document.xml><?xml version="1.0" encoding="utf-8"?>
-<w:document xmlns:o="urn:schemas-microsoft-com:office:office" xmlns:r="http://schemas.openxmlformats.org/officeDocument/2006/relationships" xmlns:v="urn:schemas-microsoft-com:vml" xmlns:w="http://schemas.openxmlformats.org/wordprocessingml/2006/main" xmlns:w10="urn:schemas-microsoft-com:office:word" xmlns:wp="http://schemas.openxmlformats.org/drawingml/2006/wordprocessingDrawing" xmlns:pic="http://schemas.openxmlformats.org/drawingml/2006/picture" xmlns:wps="http://schemas.microsoft.com/office/word/2010/wordprocessingShape" xmlns:wpg="http://schemas.microsoft.com/office/word/2010/wordprocessingGroup" xmlns:mc="http://schemas.openxmlformats.org/markup-compatibility/2006" xmlns:wp14="http://schemas.microsoft.com/office/word/2010/wordprocessingDrawing" xmlns:w14="http://schemas.microsoft.com/office/word/2010/wordml" xmlns:w15="http://schemas.microsoft.com/office/word/2012/wordml" mc:Ignorable="w14 wp14 w15">
+<w:document xmlns:wpc="http://schemas.microsoft.com/office/word/2010/wordprocessingCanvas" xmlns:cx="http://schemas.microsoft.com/office/drawing/2014/chartex" xmlns:cx1="http://schemas.microsoft.com/office/drawing/2015/9/8/chartex" xmlns:cx2="http://schemas.microsoft.com/office/drawing/2015/10/21/chartex" xmlns:cx3="http://schemas.microsoft.com/office/drawing/2016/5/9/chartex" xmlns:cx4="http://schemas.microsoft.com/office/drawing/2016/5/10/chartex" xmlns:cx5="http://schemas.microsoft.com/office/drawing/2016/5/11/chartex" xmlns:cx6="http://schemas.microsoft.com/office/drawing/2016/5/12/chartex" xmlns:cx7="http://schemas.microsoft.com/office/drawing/2016/5/13/chartex" xmlns:cx8="http://schemas.microsoft.com/office/drawing/2016/5/14/chartex" xmlns:mc="http://schemas.openxmlformats.org/markup-compatibility/2006" xmlns:aink="http://schemas.microsoft.com/office/drawing/2016/ink" xmlns:am3d="http://schemas.microsoft.com/office/drawing/2017/model3d" xmlns:o="urn:schemas-microsoft-com:office:office" xmlns:oel="http://schemas.microsoft.com/office/2019/extlst" xmlns:r="http://schemas.openxmlformats.org/officeDocument/2006/relationships" xmlns:m="http://schemas.openxmlformats.org/officeDocument/2006/math" xmlns:v="urn:schemas-microsoft-com:vml" xmlns:wp14="http://schemas.microsoft.com/office/word/2010/wordprocessingDrawing" xmlns:wp="http://schemas.openxmlformats.org/drawingml/2006/wordprocessingDrawing" xmlns:w10="urn:schemas-microsoft-com:office:word" xmlns:w="http://schemas.openxmlformats.org/wordprocessingml/2006/main" xmlns:w14="http://schemas.microsoft.com/office/word/2010/wordml" xmlns:w15="http://schemas.microsoft.com/office/word/2012/wordml" xmlns:w16cex="http://schemas.microsoft.com/office/word/2018/wordml/cex" xmlns:w16cid="http://schemas.microsoft.com/office/word/2016/wordml/cid" xmlns:w16="http://schemas.microsoft.com/office/word/2018/wordml" xmlns:w16du="http://schemas.microsoft.com/office/word/2023/wordml/word16du" xmlns:w16sdtdh="http://schemas.microsoft.com/office/word/2020/wordml/sdtdatahash" xmlns:w16sdtfl="http://schemas.microsoft.com/office/word/2024/wordml/sdtformatlock" xmlns:w16se="http://schemas.microsoft.com/office/word/2015/wordml/symex" xmlns:wpg="http://schemas.microsoft.com/office/word/2010/wordprocessingGroup" xmlns:wpi="http://schemas.microsoft.com/office/word/2010/wordprocessingInk" xmlns:wne="http://schemas.microsoft.com/office/word/2006/wordml" xmlns:wps="http://schemas.microsoft.com/office/word/2010/wordprocessingShape" mc:Ignorable="w14 w15 w16se w16cid w16 w16cex w16sdtdh w16sdtfl w16du wp14">
   <w:body>
     <w:p>
       <w:pPr>
-        <w:pStyle w:val="Normal"/>
-        <w:rPr/>
-      </w:pPr>
-      <w:r>
-        <w:rPr/>
-        <w:t>COMP 4522 Assignment 3</w:t>
-      </w:r>
-    </w:p>
-    <w:p>
-      <w:pPr>
-        <w:pStyle w:val="Normal"/>
-        <w:rPr/>
-      </w:pPr>
-      <w:r>
-        <w:rPr/>
+        <w:jc w:val="center"/>
+      </w:pPr>
+    </w:p>
+    <w:p>
+      <w:pPr>
+        <w:jc w:val="center"/>
+      </w:pPr>
+    </w:p>
+    <w:p>
+      <w:pPr>
+        <w:jc w:val="center"/>
+      </w:pPr>
+    </w:p>
+    <w:p>
+      <w:pPr>
+        <w:jc w:val="center"/>
+      </w:pPr>
+    </w:p>
+    <w:p>
+      <w:pPr>
+        <w:jc w:val="center"/>
+      </w:pPr>
+    </w:p>
+    <w:p>
+      <w:pPr>
+        <w:jc w:val="center"/>
+        <w:rPr>
+          <w:b/>
+          <w:bCs/>
+          <w:sz w:val="32"/>
+          <w:szCs w:val="32"/>
+        </w:rPr>
+      </w:pPr>
+      <w:r>
+        <w:rPr>
+          <w:b/>
+          <w:bCs/>
+          <w:sz w:val="32"/>
+          <w:szCs w:val="32"/>
+        </w:rPr>
         <w:t>MongoDB Data Loading &amp; Querying Report</w:t>
       </w:r>
     </w:p>
     <w:p>
       <w:pPr>
-        <w:pStyle w:val="Normal"/>
-        <w:rPr/>
-      </w:pPr>
-      <w:r>
-        <w:rPr/>
-      </w:r>
-    </w:p>
-    <w:p>
-      <w:pPr>
-        <w:pStyle w:val="Normal"/>
-        <w:rPr/>
-      </w:pPr>
-      <w:r>
-        <w:rPr/>
-        <w:t>Having never worked with MongoDB and still kind of rusty with Python, it’s been a few years, I set about first reading the class lecture notes regarding MongoDB as well as information about shards, querying in databases, replication, and cap theorem. I then inspected the .csv file and opened it in Excel and realized it was quite a large file, thankfully I wouldn’t be working with Excel. It was at that point I remembered the assignment said we could use python and pandas to achieve what I wanted. So, I started looking up online resources on MongoDB setup in a Python environment. Most of the help came from Mongo themselves, GeeksforGeeks, and W3-Schools which is my personal favourite site for learning resources, and regular ol’ Google.</w:t>
-      </w:r>
-    </w:p>
-    <w:p>
-      <w:pPr>
-        <w:pStyle w:val="Normal"/>
-        <w:rPr/>
-      </w:pPr>
-      <w:r>
-        <w:rPr/>
-      </w:r>
-    </w:p>
-    <w:p>
-      <w:pPr>
-        <w:pStyle w:val="Normal"/>
-        <w:rPr/>
-      </w:pPr>
-      <w:r>
-        <w:rPr/>
-        <w:t>One of the first challenges I encountered was ensuring the dataset file paths was being correctly pointed to, this would be a reoccurring theme whilst doing this assignment and collaborating with team members. This was eventually solved with first trying to make sure my folder structure was correct and then finding out how to use Python’s ‘os’ module to almost guarantee that the file paths are created reliably no matter how your folder setup is managed.</w:t>
-      </w:r>
-    </w:p>
-    <w:p>
-      <w:pPr>
-        <w:pStyle w:val="Normal"/>
-        <w:rPr/>
-      </w:pPr>
-      <w:r>
-        <w:rPr/>
-      </w:r>
-    </w:p>
-    <w:p>
-      <w:pPr>
-        <w:pStyle w:val="Normal"/>
-        <w:rPr/>
-      </w:pPr>
-      <w:r>
-        <w:rPr/>
-        <w:t>One of the first things I noticed was that MongoDB is not like a SQL database; collections are what is used instead of tables and joins. I then reviewed a process that would identify the host-ids I needed and then doing a query on that collection with the MongoDB operator $in. Which is way handier that trying to wrestle with SQL. Once the Air BnB dataset was loaded I was able to practice some functions and then I was able to move onto querying.</w:t>
-      </w:r>
-    </w:p>
-    <w:p>
-      <w:pPr>
-        <w:pStyle w:val="Normal"/>
-        <w:rPr/>
-      </w:pPr>
-      <w:r>
-        <w:rPr/>
-      </w:r>
-    </w:p>
-    <w:p>
-      <w:pPr>
-        <w:pStyle w:val="Normal"/>
-        <w:rPr/>
-      </w:pPr>
-      <w:r>
-        <w:rPr/>
-        <w:t>After completing the first two queries I realized that the terminal space was running out of room and could not display my practice functions nor my queries all at once. So, I decided to remind myself and lookup how to output to text files so that the queries were self contained and did not overflow the terminal space with information. With the use of pprint it also made that text output readable rather than JSON all being on one line.</w:t>
-      </w:r>
-    </w:p>
-    <w:p>
-      <w:pPr>
-        <w:pStyle w:val="Normal"/>
-        <w:rPr/>
-      </w:pPr>
-      <w:r>
-        <w:rPr/>
-      </w:r>
-    </w:p>
-    <w:p>
-      <w:pPr>
-        <w:pStyle w:val="Normal"/>
-        <w:rPr/>
-      </w:pPr>
-      <w:r>
-        <w:rPr/>
-        <w:t>Another challenge I encountered was that my data was duplicating with every run of the program. I then reviewed how to add a condition that checks to see if the collection is there already and if it isn’t it will then insert. One of the things I read was that this is one of the big ways that MongoDB differs from SQL, there are no schemas by default.</w:t>
-      </w:r>
-    </w:p>
-    <w:p>
-      <w:pPr>
-        <w:pStyle w:val="Normal"/>
-        <w:rPr/>
-      </w:pPr>
-      <w:r>
-        <w:rPr/>
-      </w:r>
-    </w:p>
-    <w:p>
-      <w:pPr>
-        <w:pStyle w:val="Normal"/>
-        <w:spacing w:before="0" w:after="160"/>
-        <w:rPr/>
-      </w:pPr>
-      <w:r>
-        <w:rPr/>
-        <w:t>The final query was arguably the hardest one to complete, given its complex nature. By requesting two separate criteria, being both to average the review scores across all the neighbourhoods, but also only displaying entries that average at or above 95%. This ended up causing problems where nothing would show, as the initial attempt to convert the review scores into numbers failed, as $toDouble failed to work. This simply required a shift from using $toDouble to $convert, then setting up some error handling. There was also an issue with aggregation, where the results were not being sorted in the correct order. This required sorting out null/empty results, converting the scores to numbers, grouping the numbers by neighbourhood and averaging them, then sorting by highest to lowest, after which, results below 95 would be filtered out.</w:t>
-      </w:r>
+        <w:jc w:val="center"/>
+        <w:rPr>
+          <w:b/>
+          <w:bCs/>
+          <w:sz w:val="32"/>
+          <w:szCs w:val="32"/>
+        </w:rPr>
+      </w:pPr>
+      <w:r>
+        <w:rPr>
+          <w:b/>
+          <w:bCs/>
+          <w:sz w:val="32"/>
+          <w:szCs w:val="32"/>
+        </w:rPr>
+        <w:t>Assignment 3</w:t>
+      </w:r>
+      <w:r>
+        <w:rPr>
+          <w:b/>
+          <w:bCs/>
+          <w:sz w:val="32"/>
+          <w:szCs w:val="32"/>
+        </w:rPr>
+        <w:t xml:space="preserve">: </w:t>
+      </w:r>
+      <w:r>
+        <w:rPr>
+          <w:b/>
+          <w:bCs/>
+          <w:sz w:val="32"/>
+          <w:szCs w:val="32"/>
+        </w:rPr>
+        <w:t>Part 1</w:t>
+      </w:r>
+    </w:p>
+    <w:p>
+      <w:pPr>
+        <w:jc w:val="center"/>
+        <w:rPr>
+          <w:b/>
+          <w:bCs/>
+          <w:sz w:val="28"/>
+          <w:szCs w:val="28"/>
+        </w:rPr>
+      </w:pPr>
+      <w:r>
+        <w:rPr>
+          <w:b/>
+          <w:bCs/>
+          <w:sz w:val="28"/>
+          <w:szCs w:val="28"/>
+        </w:rPr>
+        <w:t>COMP 4522</w:t>
+      </w:r>
+      <w:r>
+        <w:rPr>
+          <w:b/>
+          <w:bCs/>
+          <w:sz w:val="28"/>
+          <w:szCs w:val="28"/>
+        </w:rPr>
+        <w:t xml:space="preserve"> – Database II</w:t>
+      </w:r>
+    </w:p>
+    <w:p>
+      <w:pPr>
+        <w:jc w:val="center"/>
+        <w:rPr>
+          <w:b/>
+          <w:bCs/>
+          <w:sz w:val="28"/>
+          <w:szCs w:val="28"/>
+        </w:rPr>
+      </w:pPr>
+      <w:r>
+        <w:rPr>
+          <w:b/>
+          <w:bCs/>
+          <w:sz w:val="28"/>
+          <w:szCs w:val="28"/>
+        </w:rPr>
+        <w:t>Orestes Appel</w:t>
+      </w:r>
+    </w:p>
+    <w:p>
+      <w:pPr>
+        <w:jc w:val="center"/>
+      </w:pPr>
+    </w:p>
+    <w:p>
+      <w:pPr>
+        <w:jc w:val="center"/>
+      </w:pPr>
+      <w:r>
+        <w:t>Brett Big Swan</w:t>
+      </w:r>
+    </w:p>
+    <w:p>
+      <w:pPr>
+        <w:jc w:val="center"/>
+      </w:pPr>
+      <w:r>
+        <w:t xml:space="preserve">Callum </w:t>
+      </w:r>
+      <w:r>
+        <w:t>Wilcox</w:t>
+      </w:r>
+    </w:p>
+    <w:p>
+      <w:pPr>
+        <w:jc w:val="center"/>
+      </w:pPr>
+      <w:r>
+        <w:t>Nicole Rennie</w:t>
+      </w:r>
+    </w:p>
+    <w:p>
+      <w:pPr>
+        <w:jc w:val="center"/>
+      </w:pPr>
+      <w:r>
+        <w:t>Sean Gromek</w:t>
+      </w:r>
+    </w:p>
+    <w:p>
+      <w:pPr>
+        <w:jc w:val="center"/>
+      </w:pPr>
+    </w:p>
+    <w:p>
+      <w:pPr>
+        <w:jc w:val="center"/>
+      </w:pPr>
+    </w:p>
+    <w:p>
+      <w:pPr>
+        <w:spacing w:after="0" w:line="240" w:lineRule="auto"/>
+      </w:pPr>
+      <w:r>
+        <w:br w:type="page"/>
+      </w:r>
+    </w:p>
+    <w:p>
+      <w:pPr>
+        <w:spacing w:after="0" w:line="360" w:lineRule="auto"/>
+        <w:ind w:firstLine="720"/>
+      </w:pPr>
+      <w:r>
+        <w:lastRenderedPageBreak/>
+        <w:t>Since our group had never worked</w:t>
+      </w:r>
+      <w:r>
+        <w:t xml:space="preserve"> with MongoDB and </w:t>
+      </w:r>
+      <w:r>
+        <w:t xml:space="preserve">some of us were </w:t>
+      </w:r>
+      <w:r>
+        <w:t xml:space="preserve">a bit rusty with Python, we started by reviewing the class lecture notes on MongoDB along with topics like sharding, querying, replication, and the CAP theorem. After that, we opened the dataset in Excel to get a sense of it and quickly realized how large it was, which made us glad we would not be working with Excel directly. From there, we decided to use Python and pandas as suggested in the assignment and began researching how to set up MongoDB in a Python environment. Most of our support came from MongoDB documentation, </w:t>
+      </w:r>
+      <w:proofErr w:type="spellStart"/>
+      <w:r>
+        <w:t>GeeksforGeeks</w:t>
+      </w:r>
+      <w:proofErr w:type="spellEnd"/>
+      <w:r>
+        <w:t>, W3Schools, and general Google searches.</w:t>
+      </w:r>
+    </w:p>
+    <w:p>
+      <w:pPr>
+        <w:spacing w:line="360" w:lineRule="auto"/>
+        <w:ind w:firstLine="720"/>
+      </w:pPr>
+      <w:r>
+        <w:t xml:space="preserve">One of the first challenges we ran into was dealing with file paths. This became a recurring issue throughout the assignment, especially while collaborating. We eventually solved it by organizing our folder structure more carefully and using Python’s </w:t>
+      </w:r>
+      <w:proofErr w:type="spellStart"/>
+      <w:r>
+        <w:t>os</w:t>
+      </w:r>
+      <w:proofErr w:type="spellEnd"/>
+      <w:r>
+        <w:t xml:space="preserve"> module to make file paths more reliable regardless of the environment.</w:t>
+      </w:r>
+    </w:p>
+    <w:p>
+      <w:pPr>
+        <w:spacing w:line="360" w:lineRule="auto"/>
+        <w:ind w:firstLine="720"/>
+      </w:pPr>
+      <w:r>
+        <w:t>As we started working with MongoDB, we immediately noticed how different it is from SQL. Instead of tables and joins, it uses collections and documents, which makes it more flexible but also less structured. We explored how to identify the host IDs we needed and used the $in operator to query them, which felt more straightforward than doing the same in SQL. Once the Airbnb dataset was loaded, we spent some time practicing queries before moving on to the required tasks.</w:t>
+      </w:r>
+    </w:p>
+    <w:p>
+      <w:pPr>
+        <w:spacing w:line="360" w:lineRule="auto"/>
+        <w:ind w:firstLine="720"/>
+      </w:pPr>
+      <w:r>
+        <w:t xml:space="preserve">While working through the queries, we ran into an issue where the terminal output became too large to read clearly. To fix this, we decided to write outputs to text files so results were easier to manage. Using </w:t>
+      </w:r>
+      <w:proofErr w:type="spellStart"/>
+      <w:r>
+        <w:t>pprint</w:t>
+      </w:r>
+      <w:proofErr w:type="spellEnd"/>
+      <w:r>
+        <w:t xml:space="preserve"> also helped format the data in a more readable way instead of having everything appear on a single line.</w:t>
+      </w:r>
+    </w:p>
+    <w:p>
+      <w:pPr>
+        <w:spacing w:line="360" w:lineRule="auto"/>
+        <w:ind w:firstLine="720"/>
+      </w:pPr>
+      <w:r>
+        <w:t>Another issue we encountered was data duplication each time the program was run. We resolved this by adding a check to see if the collection already existed before inserting data. This reinforced the idea that MongoDB does not enforce schemas by default, which makes it easier to accidentally introduce inconsistencies if checks are not in place.</w:t>
+      </w:r>
+    </w:p>
+    <w:p>
+      <w:pPr>
+        <w:spacing w:line="360" w:lineRule="auto"/>
+        <w:ind w:firstLine="720"/>
+      </w:pPr>
+      <w:r>
+        <w:t xml:space="preserve">As we continued, one of the biggest things we noticed was how messy real-world data can be. In the second query, we had to deal with None and </w:t>
+      </w:r>
+      <w:proofErr w:type="spellStart"/>
+      <w:r>
+        <w:t>NaN</w:t>
+      </w:r>
+      <w:proofErr w:type="spellEnd"/>
+      <w:r>
+        <w:t xml:space="preserve"> values in the review scores, which caused problems with sorting and filtering. We added extra checks and converted values to </w:t>
+      </w:r>
+      <w:r>
+        <w:lastRenderedPageBreak/>
+        <w:t>ensure the results were valid. This made it clear that MongoDB does not enforce strict data types, so it is up to us to validate and clean the data.</w:t>
+      </w:r>
+    </w:p>
+    <w:p>
+      <w:pPr>
+        <w:spacing w:line="360" w:lineRule="auto"/>
+        <w:ind w:firstLine="720"/>
+      </w:pPr>
+      <w:r>
+        <w:t>There were also cases where our queries technically worked but did not return the expected results, so debugging became an important part of the process. The aggregation queries were the most challenging overall, but they helped us better understand how grouping and counting works in MongoDB.</w:t>
+      </w:r>
+    </w:p>
+    <w:p>
+      <w:pPr>
+        <w:spacing w:line="360" w:lineRule="auto"/>
+        <w:ind w:firstLine="720"/>
+      </w:pPr>
+      <w:r>
+        <w:t>The final query was the most complex. It required averaging review scores across neighbourhoods while only showing those with averages at or above 95 percent. At first, nothing was returned because converting the review scores using $</w:t>
+      </w:r>
+      <w:proofErr w:type="spellStart"/>
+      <w:r>
+        <w:t>toDouble</w:t>
+      </w:r>
+      <w:proofErr w:type="spellEnd"/>
+      <w:r>
+        <w:t xml:space="preserve"> failed. We fixed this by switching to $convert and adding error handling. We also had to address issues with sorting by first removing invalid values, converting scores properly, grouping by neighbourhood, calculating averages, sorting from highest to lowest, and finally filtering out results below 95 percent.</w:t>
+      </w:r>
+    </w:p>
+    <w:p>
+      <w:pPr>
+        <w:spacing w:line="360" w:lineRule="auto"/>
+        <w:ind w:firstLine="720"/>
+      </w:pPr>
+      <w:r>
+        <w:t xml:space="preserve">Overall, this assignment showed us that working with databases is not just about writing queries. It also involves handling inconsistent data, debugging issues, and making sure the results </w:t>
+      </w:r>
+      <w:proofErr w:type="gramStart"/>
+      <w:r>
+        <w:t>actually make</w:t>
+      </w:r>
+      <w:proofErr w:type="gramEnd"/>
+      <w:r>
+        <w:t xml:space="preserve"> sense.</w:t>
+      </w:r>
+    </w:p>
+    <w:p>
+      <w:pPr>
+        <w:spacing w:line="360" w:lineRule="auto"/>
+      </w:pPr>
     </w:p>
     <w:sectPr>
-      <w:type w:val="nextPage"/>
       <w:pgSz w:w="12240" w:h="15840"/>
-      <w:pgMar w:left="1440" w:right="1440" w:gutter="0" w:header="0" w:top="1440" w:footer="0" w:bottom="1440"/>
-      <w:pgNumType w:fmt="decimal"/>
-      <w:formProt w:val="false"/>
-      <w:textDirection w:val="lrTb"/>
-      <w:docGrid w:type="default" w:linePitch="360" w:charSpace="0"/>
+      <w:pgMar w:top="1440" w:right="1440" w:bottom="1440" w:left="1440" w:header="0" w:footer="0" w:gutter="0"/>
+      <w:cols w:space="720"/>
+      <w:formProt w:val="0"/>
+      <w:docGrid w:linePitch="360"/>
     </w:sectPr>
   </w:body>
 </w:document>
 </file>
 
 <file path=word/styles.xml><?xml version="1.0" encoding="utf-8"?>
-<w:styles xmlns:w="http://schemas.openxmlformats.org/wordprocessingml/2006/main" xmlns:w14="http://schemas.microsoft.com/office/word/2010/wordml" xmlns:mc="http://schemas.openxmlformats.org/markup-compatibility/2006" mc:Ignorable="w14">
+<w:styles xmlns:mc="http://schemas.openxmlformats.org/markup-compatibility/2006" xmlns:r="http://schemas.openxmlformats.org/officeDocument/2006/relationships" xmlns:w="http://schemas.openxmlformats.org/wordprocessingml/2006/main" xmlns:w14="http://schemas.microsoft.com/office/word/2010/wordml" xmlns:w15="http://schemas.microsoft.com/office/word/2012/wordml" xmlns:w16cex="http://schemas.microsoft.com/office/word/2018/wordml/cex" xmlns:w16cid="http://schemas.microsoft.com/office/word/2016/wordml/cid" xmlns:w16="http://schemas.microsoft.com/office/word/2018/wordml" xmlns:w16du="http://schemas.microsoft.com/office/word/2023/wordml/word16du" xmlns:w16sdtdh="http://schemas.microsoft.com/office/word/2020/wordml/sdtdatahash" xmlns:w16sdtfl="http://schemas.microsoft.com/office/word/2024/wordml/sdtformatlock" xmlns:w16se="http://schemas.microsoft.com/office/word/2015/wordml/symex" mc:Ignorable="w14 w15 w16se w16cid w16 w16cex w16sdtdh w16sdtfl w16du">
   <w:docDefaults>
     <w:rPrDefault>
       <w:rPr>
-        <w:rFonts w:ascii="Times New Roman" w:hAnsi="Times New Roman" w:eastAsia="Aptos" w:cs="" w:cstheme="minorBidi" w:eastAsiaTheme="minorHAnsi"/>
+        <w:rFonts w:ascii="Times New Roman" w:eastAsiaTheme="minorHAnsi" w:hAnsi="Times New Roman" w:cstheme="minorBidi"/>
         <w:kern w:val="2"/>
         <w:sz w:val="24"/>
         <w:szCs w:val="22"/>
@@ -165,21 +366,21 @@
     </w:rPrDefault>
     <w:pPrDefault>
       <w:pPr>
-        <w:suppressAutoHyphens w:val="true"/>
+        <w:suppressAutoHyphens/>
       </w:pPr>
     </w:pPrDefault>
   </w:docDefaults>
   <w:latentStyles w:defLockedState="0" w:defUIPriority="99" w:defSemiHidden="0" w:defUnhideWhenUsed="0" w:defQFormat="0" w:count="376">
     <w:lsdException w:name="Normal" w:uiPriority="0" w:qFormat="1"/>
     <w:lsdException w:name="heading 1" w:uiPriority="9" w:qFormat="1"/>
-    <w:lsdException w:name="heading 2" w:uiPriority="9" w:semiHidden="1" w:unhideWhenUsed="1" w:qFormat="1"/>
-    <w:lsdException w:name="heading 3" w:uiPriority="9" w:semiHidden="1" w:unhideWhenUsed="1" w:qFormat="1"/>
-    <w:lsdException w:name="heading 4" w:uiPriority="9" w:semiHidden="1" w:unhideWhenUsed="1" w:qFormat="1"/>
-    <w:lsdException w:name="heading 5" w:uiPriority="9" w:semiHidden="1" w:unhideWhenUsed="1" w:qFormat="1"/>
-    <w:lsdException w:name="heading 6" w:uiPriority="9" w:semiHidden="1" w:unhideWhenUsed="1" w:qFormat="1"/>
-    <w:lsdException w:name="heading 7" w:uiPriority="9" w:semiHidden="1" w:unhideWhenUsed="1" w:qFormat="1"/>
-    <w:lsdException w:name="heading 8" w:uiPriority="9" w:semiHidden="1" w:unhideWhenUsed="1" w:qFormat="1"/>
-    <w:lsdException w:name="heading 9" w:uiPriority="9" w:semiHidden="1" w:unhideWhenUsed="1" w:qFormat="1"/>
+    <w:lsdException w:name="heading 2" w:semiHidden="1" w:uiPriority="9" w:unhideWhenUsed="1" w:qFormat="1"/>
+    <w:lsdException w:name="heading 3" w:semiHidden="1" w:uiPriority="9" w:unhideWhenUsed="1" w:qFormat="1"/>
+    <w:lsdException w:name="heading 4" w:semiHidden="1" w:uiPriority="9" w:unhideWhenUsed="1" w:qFormat="1"/>
+    <w:lsdException w:name="heading 5" w:semiHidden="1" w:uiPriority="9" w:unhideWhenUsed="1" w:qFormat="1"/>
+    <w:lsdException w:name="heading 6" w:semiHidden="1" w:uiPriority="9" w:unhideWhenUsed="1" w:qFormat="1"/>
+    <w:lsdException w:name="heading 7" w:semiHidden="1" w:uiPriority="9" w:unhideWhenUsed="1" w:qFormat="1"/>
+    <w:lsdException w:name="heading 8" w:semiHidden="1" w:uiPriority="9" w:unhideWhenUsed="1" w:qFormat="1"/>
+    <w:lsdException w:name="heading 9" w:semiHidden="1" w:uiPriority="9" w:unhideWhenUsed="1" w:qFormat="1"/>
     <w:lsdException w:name="index 1" w:semiHidden="1" w:unhideWhenUsed="1"/>
     <w:lsdException w:name="index 2" w:semiHidden="1" w:unhideWhenUsed="1"/>
     <w:lsdException w:name="index 3" w:semiHidden="1" w:unhideWhenUsed="1"/>
@@ -189,22 +390,22 @@
     <w:lsdException w:name="index 7" w:semiHidden="1" w:unhideWhenUsed="1"/>
     <w:lsdException w:name="index 8" w:semiHidden="1" w:unhideWhenUsed="1"/>
     <w:lsdException w:name="index 9" w:semiHidden="1" w:unhideWhenUsed="1"/>
-    <w:lsdException w:name="toc 1" w:uiPriority="39" w:semiHidden="1" w:unhideWhenUsed="1"/>
-    <w:lsdException w:name="toc 2" w:uiPriority="39" w:semiHidden="1" w:unhideWhenUsed="1"/>
-    <w:lsdException w:name="toc 3" w:uiPriority="39" w:semiHidden="1" w:unhideWhenUsed="1"/>
-    <w:lsdException w:name="toc 4" w:uiPriority="39" w:semiHidden="1" w:unhideWhenUsed="1"/>
-    <w:lsdException w:name="toc 5" w:uiPriority="39" w:semiHidden="1" w:unhideWhenUsed="1"/>
-    <w:lsdException w:name="toc 6" w:uiPriority="39" w:semiHidden="1" w:unhideWhenUsed="1"/>
-    <w:lsdException w:name="toc 7" w:uiPriority="39" w:semiHidden="1" w:unhideWhenUsed="1"/>
-    <w:lsdException w:name="toc 8" w:uiPriority="39" w:semiHidden="1" w:unhideWhenUsed="1"/>
-    <w:lsdException w:name="toc 9" w:uiPriority="39" w:semiHidden="1" w:unhideWhenUsed="1"/>
+    <w:lsdException w:name="toc 1" w:semiHidden="1" w:uiPriority="39" w:unhideWhenUsed="1"/>
+    <w:lsdException w:name="toc 2" w:semiHidden="1" w:uiPriority="39" w:unhideWhenUsed="1"/>
+    <w:lsdException w:name="toc 3" w:semiHidden="1" w:uiPriority="39" w:unhideWhenUsed="1"/>
+    <w:lsdException w:name="toc 4" w:semiHidden="1" w:uiPriority="39" w:unhideWhenUsed="1"/>
+    <w:lsdException w:name="toc 5" w:semiHidden="1" w:uiPriority="39" w:unhideWhenUsed="1"/>
+    <w:lsdException w:name="toc 6" w:semiHidden="1" w:uiPriority="39" w:unhideWhenUsed="1"/>
+    <w:lsdException w:name="toc 7" w:semiHidden="1" w:uiPriority="39" w:unhideWhenUsed="1"/>
+    <w:lsdException w:name="toc 8" w:semiHidden="1" w:uiPriority="39" w:unhideWhenUsed="1"/>
+    <w:lsdException w:name="toc 9" w:semiHidden="1" w:uiPriority="39" w:unhideWhenUsed="1"/>
     <w:lsdException w:name="Normal Indent" w:semiHidden="1" w:unhideWhenUsed="1"/>
     <w:lsdException w:name="footnote text" w:semiHidden="1" w:unhideWhenUsed="1"/>
     <w:lsdException w:name="annotation text" w:semiHidden="1" w:unhideWhenUsed="1"/>
     <w:lsdException w:name="header" w:semiHidden="1" w:unhideWhenUsed="1"/>
     <w:lsdException w:name="footer" w:semiHidden="1" w:unhideWhenUsed="1"/>
     <w:lsdException w:name="index heading" w:semiHidden="1" w:unhideWhenUsed="1"/>
-    <w:lsdException w:name="caption" w:uiPriority="35" w:semiHidden="1" w:unhideWhenUsed="1" w:qFormat="1"/>
+    <w:lsdException w:name="caption" w:semiHidden="1" w:uiPriority="35" w:unhideWhenUsed="1" w:qFormat="1"/>
     <w:lsdException w:name="table of figures" w:semiHidden="1" w:unhideWhenUsed="1"/>
     <w:lsdException w:name="envelope address" w:semiHidden="1" w:unhideWhenUsed="1"/>
     <w:lsdException w:name="envelope return" w:semiHidden="1" w:unhideWhenUsed="1"/>
@@ -235,7 +436,7 @@
     <w:lsdException w:name="Title" w:uiPriority="10" w:qFormat="1"/>
     <w:lsdException w:name="Closing" w:semiHidden="1" w:unhideWhenUsed="1"/>
     <w:lsdException w:name="Signature" w:semiHidden="1" w:unhideWhenUsed="1"/>
-    <w:lsdException w:name="Default Paragraph Font" w:uiPriority="1" w:semiHidden="1" w:unhideWhenUsed="1"/>
+    <w:lsdException w:name="Default Paragraph Font" w:semiHidden="1" w:uiPriority="1" w:unhideWhenUsed="1"/>
     <w:lsdException w:name="Body Text" w:semiHidden="1" w:unhideWhenUsed="1"/>
     <w:lsdException w:name="Body Text Indent" w:semiHidden="1" w:unhideWhenUsed="1"/>
     <w:lsdException w:name="List Continue" w:semiHidden="1" w:unhideWhenUsed="1"/>
@@ -435,8 +636,8 @@
     <w:lsdException w:name="Subtle Reference" w:uiPriority="31" w:qFormat="1"/>
     <w:lsdException w:name="Intense Reference" w:uiPriority="32" w:qFormat="1"/>
     <w:lsdException w:name="Book Title" w:uiPriority="33" w:qFormat="1"/>
-    <w:lsdException w:name="Bibliography" w:uiPriority="37" w:semiHidden="1" w:unhideWhenUsed="1"/>
-    <w:lsdException w:name="TOC Heading" w:uiPriority="39" w:semiHidden="1" w:unhideWhenUsed="1" w:qFormat="1"/>
+    <w:lsdException w:name="Bibliography" w:semiHidden="1" w:uiPriority="37" w:unhideWhenUsed="1"/>
+    <w:lsdException w:name="TOC Heading" w:semiHidden="1" w:uiPriority="39" w:unhideWhenUsed="1" w:qFormat="1"/>
     <w:lsdException w:name="Plain Table 1" w:uiPriority="41"/>
     <w:lsdException w:name="Plain Table 2" w:uiPriority="42"/>
     <w:lsdException w:name="Plain Table 3" w:uiPriority="43"/>
@@ -547,24 +748,12 @@
     <w:lsdException w:name="Unresolved Mention" w:semiHidden="1" w:unhideWhenUsed="1"/>
     <w:lsdException w:name="Smart Link" w:semiHidden="1" w:unhideWhenUsed="1"/>
   </w:latentStyles>
-  <w:style w:type="paragraph" w:styleId="Normal" w:default="1">
+  <w:style w:type="paragraph" w:default="1" w:styleId="Normal">
     <w:name w:val="Normal"/>
     <w:qFormat/>
     <w:pPr>
-      <w:widowControl/>
-      <w:bidi w:val="0"/>
-      <w:spacing w:lineRule="auto" w:line="259" w:before="0" w:after="160"/>
-      <w:jc w:val="start"/>
-    </w:pPr>
-    <w:rPr>
-      <w:rFonts w:ascii="Times New Roman" w:hAnsi="Times New Roman" w:eastAsia="Aptos" w:cs="" w:cstheme="minorBidi" w:eastAsiaTheme="minorHAnsi"/>
-      <w:color w:val="auto"/>
-      <w:kern w:val="2"/>
-      <w:sz w:val="24"/>
-      <w:szCs w:val="22"/>
-      <w:lang w:val="en-CA" w:eastAsia="en-US" w:bidi="ar-SA"/>
-      <w14:ligatures w14:val="standardContextual"/>
-    </w:rPr>
+      <w:spacing w:after="160" w:line="259" w:lineRule="auto"/>
+    </w:pPr>
   </w:style>
   <w:style w:type="paragraph" w:styleId="Heading1">
     <w:name w:val="heading 1"/>
@@ -573,16 +762,16 @@
     <w:link w:val="Heading1Char"/>
     <w:uiPriority w:val="9"/>
     <w:qFormat/>
-    <w:rsid w:val="00eb2f7c"/>
-    <w:pPr>
-      <w:keepNext w:val="true"/>
+    <w:rsid w:val="00EB2F7C"/>
+    <w:pPr>
+      <w:keepNext/>
       <w:keepLines/>
       <w:spacing w:before="360" w:after="80"/>
       <w:outlineLvl w:val="0"/>
     </w:pPr>
     <w:rPr>
-      <w:rFonts w:ascii="Aptos Display" w:hAnsi="Aptos Display" w:eastAsia="" w:cs="" w:asciiTheme="majorHAnsi" w:cstheme="majorBidi" w:eastAsiaTheme="majorEastAsia" w:hAnsiTheme="majorHAnsi"/>
-      <w:color w:themeColor="accent1" w:themeShade="bf" w:val="0F4761"/>
+      <w:rFonts w:asciiTheme="majorHAnsi" w:eastAsiaTheme="majorEastAsia" w:hAnsiTheme="majorHAnsi" w:cstheme="majorBidi"/>
+      <w:color w:val="0F4761" w:themeColor="accent1" w:themeShade="BF"/>
       <w:sz w:val="40"/>
       <w:szCs w:val="40"/>
     </w:rPr>
@@ -596,16 +785,16 @@
     <w:semiHidden/>
     <w:unhideWhenUsed/>
     <w:qFormat/>
-    <w:rsid w:val="00eb2f7c"/>
-    <w:pPr>
-      <w:keepNext w:val="true"/>
+    <w:rsid w:val="00EB2F7C"/>
+    <w:pPr>
+      <w:keepNext/>
       <w:keepLines/>
       <w:spacing w:before="160" w:after="80"/>
       <w:outlineLvl w:val="1"/>
     </w:pPr>
     <w:rPr>
-      <w:rFonts w:ascii="Aptos Display" w:hAnsi="Aptos Display" w:eastAsia="" w:cs="" w:asciiTheme="majorHAnsi" w:cstheme="majorBidi" w:eastAsiaTheme="majorEastAsia" w:hAnsiTheme="majorHAnsi"/>
-      <w:color w:themeColor="accent1" w:themeShade="bf" w:val="0F4761"/>
+      <w:rFonts w:asciiTheme="majorHAnsi" w:eastAsiaTheme="majorEastAsia" w:hAnsiTheme="majorHAnsi" w:cstheme="majorBidi"/>
+      <w:color w:val="0F4761" w:themeColor="accent1" w:themeShade="BF"/>
       <w:sz w:val="32"/>
       <w:szCs w:val="32"/>
     </w:rPr>
@@ -619,16 +808,16 @@
     <w:semiHidden/>
     <w:unhideWhenUsed/>
     <w:qFormat/>
-    <w:rsid w:val="00eb2f7c"/>
-    <w:pPr>
-      <w:keepNext w:val="true"/>
+    <w:rsid w:val="00EB2F7C"/>
+    <w:pPr>
+      <w:keepNext/>
       <w:keepLines/>
       <w:spacing w:before="160" w:after="80"/>
       <w:outlineLvl w:val="2"/>
     </w:pPr>
     <w:rPr>
-      <w:rFonts w:ascii="Aptos" w:hAnsi="Aptos" w:eastAsia="" w:cs="" w:asciiTheme="minorHAnsi" w:cstheme="majorBidi" w:eastAsiaTheme="majorEastAsia" w:hAnsiTheme="minorHAnsi"/>
-      <w:color w:themeColor="accent1" w:themeShade="bf" w:val="0F4761"/>
+      <w:rFonts w:asciiTheme="minorHAnsi" w:eastAsiaTheme="majorEastAsia" w:hAnsiTheme="minorHAnsi" w:cstheme="majorBidi"/>
+      <w:color w:val="0F4761" w:themeColor="accent1" w:themeShade="BF"/>
       <w:sz w:val="28"/>
       <w:szCs w:val="28"/>
     </w:rPr>
@@ -642,18 +831,18 @@
     <w:semiHidden/>
     <w:unhideWhenUsed/>
     <w:qFormat/>
-    <w:rsid w:val="00eb2f7c"/>
-    <w:pPr>
-      <w:keepNext w:val="true"/>
+    <w:rsid w:val="00EB2F7C"/>
+    <w:pPr>
+      <w:keepNext/>
       <w:keepLines/>
       <w:spacing w:before="80" w:after="40"/>
       <w:outlineLvl w:val="3"/>
     </w:pPr>
     <w:rPr>
-      <w:rFonts w:ascii="Aptos" w:hAnsi="Aptos" w:eastAsia="" w:cs="" w:asciiTheme="minorHAnsi" w:cstheme="majorBidi" w:eastAsiaTheme="majorEastAsia" w:hAnsiTheme="minorHAnsi"/>
+      <w:rFonts w:asciiTheme="minorHAnsi" w:eastAsiaTheme="majorEastAsia" w:hAnsiTheme="minorHAnsi" w:cstheme="majorBidi"/>
       <w:i/>
       <w:iCs/>
-      <w:color w:themeColor="accent1" w:themeShade="bf" w:val="0F4761"/>
+      <w:color w:val="0F4761" w:themeColor="accent1" w:themeShade="BF"/>
     </w:rPr>
   </w:style>
   <w:style w:type="paragraph" w:styleId="Heading5">
@@ -665,16 +854,16 @@
     <w:semiHidden/>
     <w:unhideWhenUsed/>
     <w:qFormat/>
-    <w:rsid w:val="00eb2f7c"/>
-    <w:pPr>
-      <w:keepNext w:val="true"/>
+    <w:rsid w:val="00EB2F7C"/>
+    <w:pPr>
+      <w:keepNext/>
       <w:keepLines/>
       <w:spacing w:before="80" w:after="40"/>
       <w:outlineLvl w:val="4"/>
     </w:pPr>
     <w:rPr>
-      <w:rFonts w:ascii="Aptos" w:hAnsi="Aptos" w:eastAsia="" w:cs="" w:asciiTheme="minorHAnsi" w:cstheme="majorBidi" w:eastAsiaTheme="majorEastAsia" w:hAnsiTheme="minorHAnsi"/>
-      <w:color w:themeColor="accent1" w:themeShade="bf" w:val="0F4761"/>
+      <w:rFonts w:asciiTheme="minorHAnsi" w:eastAsiaTheme="majorEastAsia" w:hAnsiTheme="minorHAnsi" w:cstheme="majorBidi"/>
+      <w:color w:val="0F4761" w:themeColor="accent1" w:themeShade="BF"/>
     </w:rPr>
   </w:style>
   <w:style w:type="paragraph" w:styleId="Heading6">
@@ -686,18 +875,18 @@
     <w:semiHidden/>
     <w:unhideWhenUsed/>
     <w:qFormat/>
-    <w:rsid w:val="00eb2f7c"/>
-    <w:pPr>
-      <w:keepNext w:val="true"/>
+    <w:rsid w:val="00EB2F7C"/>
+    <w:pPr>
+      <w:keepNext/>
       <w:keepLines/>
       <w:spacing w:before="40" w:after="0"/>
       <w:outlineLvl w:val="5"/>
     </w:pPr>
     <w:rPr>
-      <w:rFonts w:ascii="Aptos" w:hAnsi="Aptos" w:eastAsia="" w:cs="" w:asciiTheme="minorHAnsi" w:cstheme="majorBidi" w:eastAsiaTheme="majorEastAsia" w:hAnsiTheme="minorHAnsi"/>
+      <w:rFonts w:asciiTheme="minorHAnsi" w:eastAsiaTheme="majorEastAsia" w:hAnsiTheme="minorHAnsi" w:cstheme="majorBidi"/>
       <w:i/>
       <w:iCs/>
-      <w:color w:themeColor="text1" w:themeTint="a6" w:val="595959"/>
+      <w:color w:val="595959" w:themeColor="text1" w:themeTint="A6"/>
     </w:rPr>
   </w:style>
   <w:style w:type="paragraph" w:styleId="Heading7">
@@ -709,16 +898,16 @@
     <w:semiHidden/>
     <w:unhideWhenUsed/>
     <w:qFormat/>
-    <w:rsid w:val="00eb2f7c"/>
-    <w:pPr>
-      <w:keepNext w:val="true"/>
+    <w:rsid w:val="00EB2F7C"/>
+    <w:pPr>
+      <w:keepNext/>
       <w:keepLines/>
       <w:spacing w:before="40" w:after="0"/>
       <w:outlineLvl w:val="6"/>
     </w:pPr>
     <w:rPr>
-      <w:rFonts w:ascii="Aptos" w:hAnsi="Aptos" w:eastAsia="" w:cs="" w:asciiTheme="minorHAnsi" w:cstheme="majorBidi" w:eastAsiaTheme="majorEastAsia" w:hAnsiTheme="minorHAnsi"/>
-      <w:color w:themeColor="text1" w:themeTint="a6" w:val="595959"/>
+      <w:rFonts w:asciiTheme="minorHAnsi" w:eastAsiaTheme="majorEastAsia" w:hAnsiTheme="minorHAnsi" w:cstheme="majorBidi"/>
+      <w:color w:val="595959" w:themeColor="text1" w:themeTint="A6"/>
     </w:rPr>
   </w:style>
   <w:style w:type="paragraph" w:styleId="Heading8">
@@ -730,18 +919,18 @@
     <w:semiHidden/>
     <w:unhideWhenUsed/>
     <w:qFormat/>
-    <w:rsid w:val="00eb2f7c"/>
-    <w:pPr>
-      <w:keepNext w:val="true"/>
+    <w:rsid w:val="00EB2F7C"/>
+    <w:pPr>
+      <w:keepNext/>
       <w:keepLines/>
-      <w:spacing w:before="0" w:after="0"/>
+      <w:spacing w:after="0"/>
       <w:outlineLvl w:val="7"/>
     </w:pPr>
     <w:rPr>
-      <w:rFonts w:ascii="Aptos" w:hAnsi="Aptos" w:eastAsia="" w:cs="" w:asciiTheme="minorHAnsi" w:cstheme="majorBidi" w:eastAsiaTheme="majorEastAsia" w:hAnsiTheme="minorHAnsi"/>
+      <w:rFonts w:asciiTheme="minorHAnsi" w:eastAsiaTheme="majorEastAsia" w:hAnsiTheme="minorHAnsi" w:cstheme="majorBidi"/>
       <w:i/>
       <w:iCs/>
-      <w:color w:themeColor="text1" w:themeTint="d8" w:val="272727"/>
+      <w:color w:val="272727" w:themeColor="text1" w:themeTint="D8"/>
     </w:rPr>
   </w:style>
   <w:style w:type="paragraph" w:styleId="Heading9">
@@ -753,391 +942,22 @@
     <w:semiHidden/>
     <w:unhideWhenUsed/>
     <w:qFormat/>
-    <w:rsid w:val="00eb2f7c"/>
-    <w:pPr>
-      <w:keepNext w:val="true"/>
+    <w:rsid w:val="00EB2F7C"/>
+    <w:pPr>
+      <w:keepNext/>
       <w:keepLines/>
-      <w:spacing w:before="0" w:after="0"/>
+      <w:spacing w:after="0"/>
       <w:outlineLvl w:val="8"/>
     </w:pPr>
     <w:rPr>
-      <w:rFonts w:ascii="Aptos" w:hAnsi="Aptos" w:eastAsia="" w:cs="" w:asciiTheme="minorHAnsi" w:cstheme="majorBidi" w:eastAsiaTheme="majorEastAsia" w:hAnsiTheme="minorHAnsi"/>
-      <w:color w:themeColor="text1" w:themeTint="d8" w:val="272727"/>
-    </w:rPr>
-  </w:style>
-  <w:style w:type="character" w:styleId="DefaultParagraphFont" w:default="1">
+      <w:rFonts w:asciiTheme="minorHAnsi" w:eastAsiaTheme="majorEastAsia" w:hAnsiTheme="minorHAnsi" w:cstheme="majorBidi"/>
+      <w:color w:val="272727" w:themeColor="text1" w:themeTint="D8"/>
+    </w:rPr>
+  </w:style>
+  <w:style w:type="character" w:default="1" w:styleId="DefaultParagraphFont">
     <w:name w:val="Default Paragraph Font"/>
     <w:uiPriority w:val="1"/>
-    <w:semiHidden/>
     <w:unhideWhenUsed/>
-    <w:qFormat/>
-    <w:rPr/>
-  </w:style>
-  <w:style w:type="character" w:styleId="Heading1Char" w:customStyle="1">
-    <w:name w:val="Heading 1 Char"/>
-    <w:basedOn w:val="DefaultParagraphFont"/>
-    <w:link w:val="Heading1"/>
-    <w:uiPriority w:val="9"/>
-    <w:qFormat/>
-    <w:rsid w:val="00eb2f7c"/>
-    <w:rPr>
-      <w:rFonts w:ascii="Aptos Display" w:hAnsi="Aptos Display" w:eastAsia="" w:cs="" w:asciiTheme="majorHAnsi" w:cstheme="majorBidi" w:eastAsiaTheme="majorEastAsia" w:hAnsiTheme="majorHAnsi"/>
-      <w:color w:themeColor="accent1" w:themeShade="bf" w:val="0F4761"/>
-      <w:sz w:val="40"/>
-      <w:szCs w:val="40"/>
-    </w:rPr>
-  </w:style>
-  <w:style w:type="character" w:styleId="Heading2Char" w:customStyle="1">
-    <w:name w:val="Heading 2 Char"/>
-    <w:basedOn w:val="DefaultParagraphFont"/>
-    <w:link w:val="Heading2"/>
-    <w:uiPriority w:val="9"/>
-    <w:semiHidden/>
-    <w:qFormat/>
-    <w:rsid w:val="00eb2f7c"/>
-    <w:rPr>
-      <w:rFonts w:ascii="Aptos Display" w:hAnsi="Aptos Display" w:eastAsia="" w:cs="" w:asciiTheme="majorHAnsi" w:cstheme="majorBidi" w:eastAsiaTheme="majorEastAsia" w:hAnsiTheme="majorHAnsi"/>
-      <w:color w:themeColor="accent1" w:themeShade="bf" w:val="0F4761"/>
-      <w:sz w:val="32"/>
-      <w:szCs w:val="32"/>
-    </w:rPr>
-  </w:style>
-  <w:style w:type="character" w:styleId="Heading3Char" w:customStyle="1">
-    <w:name w:val="Heading 3 Char"/>
-    <w:basedOn w:val="DefaultParagraphFont"/>
-    <w:link w:val="Heading3"/>
-    <w:uiPriority w:val="9"/>
-    <w:semiHidden/>
-    <w:qFormat/>
-    <w:rsid w:val="00eb2f7c"/>
-    <w:rPr>
-      <w:rFonts w:ascii="Aptos" w:hAnsi="Aptos" w:eastAsia="" w:cs="" w:asciiTheme="minorHAnsi" w:cstheme="majorBidi" w:eastAsiaTheme="majorEastAsia" w:hAnsiTheme="minorHAnsi"/>
-      <w:color w:themeColor="accent1" w:themeShade="bf" w:val="0F4761"/>
-      <w:sz w:val="28"/>
-      <w:szCs w:val="28"/>
-    </w:rPr>
-  </w:style>
-  <w:style w:type="character" w:styleId="Heading4Char" w:customStyle="1">
-    <w:name w:val="Heading 4 Char"/>
-    <w:basedOn w:val="DefaultParagraphFont"/>
-    <w:link w:val="Heading4"/>
-    <w:uiPriority w:val="9"/>
-    <w:semiHidden/>
-    <w:qFormat/>
-    <w:rsid w:val="00eb2f7c"/>
-    <w:rPr>
-      <w:rFonts w:ascii="Aptos" w:hAnsi="Aptos" w:eastAsia="" w:cs="" w:asciiTheme="minorHAnsi" w:cstheme="majorBidi" w:eastAsiaTheme="majorEastAsia" w:hAnsiTheme="minorHAnsi"/>
-      <w:i/>
-      <w:iCs/>
-      <w:color w:themeColor="accent1" w:themeShade="bf" w:val="0F4761"/>
-    </w:rPr>
-  </w:style>
-  <w:style w:type="character" w:styleId="Heading5Char" w:customStyle="1">
-    <w:name w:val="Heading 5 Char"/>
-    <w:basedOn w:val="DefaultParagraphFont"/>
-    <w:link w:val="Heading5"/>
-    <w:uiPriority w:val="9"/>
-    <w:semiHidden/>
-    <w:qFormat/>
-    <w:rsid w:val="00eb2f7c"/>
-    <w:rPr>
-      <w:rFonts w:ascii="Aptos" w:hAnsi="Aptos" w:eastAsia="" w:cs="" w:asciiTheme="minorHAnsi" w:cstheme="majorBidi" w:eastAsiaTheme="majorEastAsia" w:hAnsiTheme="minorHAnsi"/>
-      <w:color w:themeColor="accent1" w:themeShade="bf" w:val="0F4761"/>
-    </w:rPr>
-  </w:style>
-  <w:style w:type="character" w:styleId="Heading6Char" w:customStyle="1">
-    <w:name w:val="Heading 6 Char"/>
-    <w:basedOn w:val="DefaultParagraphFont"/>
-    <w:link w:val="Heading6"/>
-    <w:uiPriority w:val="9"/>
-    <w:semiHidden/>
-    <w:qFormat/>
-    <w:rsid w:val="00eb2f7c"/>
-    <w:rPr>
-      <w:rFonts w:ascii="Aptos" w:hAnsi="Aptos" w:eastAsia="" w:cs="" w:asciiTheme="minorHAnsi" w:cstheme="majorBidi" w:eastAsiaTheme="majorEastAsia" w:hAnsiTheme="minorHAnsi"/>
-      <w:i/>
-      <w:iCs/>
-      <w:color w:themeColor="text1" w:themeTint="a6" w:val="595959"/>
-    </w:rPr>
-  </w:style>
-  <w:style w:type="character" w:styleId="Heading7Char" w:customStyle="1">
-    <w:name w:val="Heading 7 Char"/>
-    <w:basedOn w:val="DefaultParagraphFont"/>
-    <w:link w:val="Heading7"/>
-    <w:uiPriority w:val="9"/>
-    <w:semiHidden/>
-    <w:qFormat/>
-    <w:rsid w:val="00eb2f7c"/>
-    <w:rPr>
-      <w:rFonts w:ascii="Aptos" w:hAnsi="Aptos" w:eastAsia="" w:cs="" w:asciiTheme="minorHAnsi" w:cstheme="majorBidi" w:eastAsiaTheme="majorEastAsia" w:hAnsiTheme="minorHAnsi"/>
-      <w:color w:themeColor="text1" w:themeTint="a6" w:val="595959"/>
-    </w:rPr>
-  </w:style>
-  <w:style w:type="character" w:styleId="Heading8Char" w:customStyle="1">
-    <w:name w:val="Heading 8 Char"/>
-    <w:basedOn w:val="DefaultParagraphFont"/>
-    <w:link w:val="Heading8"/>
-    <w:uiPriority w:val="9"/>
-    <w:semiHidden/>
-    <w:qFormat/>
-    <w:rsid w:val="00eb2f7c"/>
-    <w:rPr>
-      <w:rFonts w:ascii="Aptos" w:hAnsi="Aptos" w:eastAsia="" w:cs="" w:asciiTheme="minorHAnsi" w:cstheme="majorBidi" w:eastAsiaTheme="majorEastAsia" w:hAnsiTheme="minorHAnsi"/>
-      <w:i/>
-      <w:iCs/>
-      <w:color w:themeColor="text1" w:themeTint="d8" w:val="272727"/>
-    </w:rPr>
-  </w:style>
-  <w:style w:type="character" w:styleId="Heading9Char" w:customStyle="1">
-    <w:name w:val="Heading 9 Char"/>
-    <w:basedOn w:val="DefaultParagraphFont"/>
-    <w:link w:val="Heading9"/>
-    <w:uiPriority w:val="9"/>
-    <w:semiHidden/>
-    <w:qFormat/>
-    <w:rsid w:val="00eb2f7c"/>
-    <w:rPr>
-      <w:rFonts w:ascii="Aptos" w:hAnsi="Aptos" w:eastAsia="" w:cs="" w:asciiTheme="minorHAnsi" w:cstheme="majorBidi" w:eastAsiaTheme="majorEastAsia" w:hAnsiTheme="minorHAnsi"/>
-      <w:color w:themeColor="text1" w:themeTint="d8" w:val="272727"/>
-    </w:rPr>
-  </w:style>
-  <w:style w:type="character" w:styleId="TitleChar" w:customStyle="1">
-    <w:name w:val="Title Char"/>
-    <w:basedOn w:val="DefaultParagraphFont"/>
-    <w:link w:val="Title"/>
-    <w:uiPriority w:val="10"/>
-    <w:qFormat/>
-    <w:rsid w:val="00eb2f7c"/>
-    <w:rPr>
-      <w:rFonts w:ascii="Aptos Display" w:hAnsi="Aptos Display" w:eastAsia="" w:cs="" w:asciiTheme="majorHAnsi" w:cstheme="majorBidi" w:eastAsiaTheme="majorEastAsia" w:hAnsiTheme="majorHAnsi"/>
-      <w:spacing w:val="-10"/>
-      <w:kern w:val="2"/>
-      <w:sz w:val="56"/>
-      <w:szCs w:val="56"/>
-    </w:rPr>
-  </w:style>
-  <w:style w:type="character" w:styleId="SubtitleChar" w:customStyle="1">
-    <w:name w:val="Subtitle Char"/>
-    <w:basedOn w:val="DefaultParagraphFont"/>
-    <w:link w:val="Subtitle"/>
-    <w:uiPriority w:val="11"/>
-    <w:qFormat/>
-    <w:rsid w:val="00eb2f7c"/>
-    <w:rPr>
-      <w:rFonts w:ascii="Aptos" w:hAnsi="Aptos" w:eastAsia="" w:cs="" w:asciiTheme="minorHAnsi" w:cstheme="majorBidi" w:eastAsiaTheme="majorEastAsia" w:hAnsiTheme="minorHAnsi"/>
-      <w:color w:themeColor="text1" w:themeTint="a6" w:val="595959"/>
-      <w:spacing w:val="15"/>
-      <w:sz w:val="28"/>
-      <w:szCs w:val="28"/>
-    </w:rPr>
-  </w:style>
-  <w:style w:type="character" w:styleId="QuoteChar" w:customStyle="1">
-    <w:name w:val="Quote Char"/>
-    <w:basedOn w:val="DefaultParagraphFont"/>
-    <w:link w:val="Quote"/>
-    <w:uiPriority w:val="29"/>
-    <w:qFormat/>
-    <w:rsid w:val="00eb2f7c"/>
-    <w:rPr>
-      <w:i/>
-      <w:iCs/>
-      <w:color w:themeColor="text1" w:themeTint="bf" w:val="404040"/>
-    </w:rPr>
-  </w:style>
-  <w:style w:type="character" w:styleId="IntenseEmphasis">
-    <w:name w:val="Intense Emphasis"/>
-    <w:basedOn w:val="DefaultParagraphFont"/>
-    <w:uiPriority w:val="21"/>
-    <w:qFormat/>
-    <w:rsid w:val="00eb2f7c"/>
-    <w:rPr>
-      <w:i/>
-      <w:iCs/>
-      <w:color w:themeColor="accent1" w:themeShade="bf" w:val="0F4761"/>
-    </w:rPr>
-  </w:style>
-  <w:style w:type="character" w:styleId="IntenseQuoteChar" w:customStyle="1">
-    <w:name w:val="Intense Quote Char"/>
-    <w:basedOn w:val="DefaultParagraphFont"/>
-    <w:link w:val="IntenseQuote"/>
-    <w:uiPriority w:val="30"/>
-    <w:qFormat/>
-    <w:rsid w:val="00eb2f7c"/>
-    <w:rPr>
-      <w:i/>
-      <w:iCs/>
-      <w:color w:themeColor="accent1" w:themeShade="bf" w:val="0F4761"/>
-    </w:rPr>
-  </w:style>
-  <w:style w:type="character" w:styleId="IntenseReference">
-    <w:name w:val="Intense Reference"/>
-    <w:basedOn w:val="DefaultParagraphFont"/>
-    <w:uiPriority w:val="32"/>
-    <w:qFormat/>
-    <w:rsid w:val="00eb2f7c"/>
-    <w:rPr>
-      <w:b/>
-      <w:bCs/>
-      <w:smallCaps/>
-      <w:color w:themeColor="accent1" w:themeShade="bf" w:val="0F4761"/>
-      <w:spacing w:val="5"/>
-    </w:rPr>
-  </w:style>
-  <w:style w:type="paragraph" w:styleId="Heading">
-    <w:name w:val="Heading"/>
-    <w:basedOn w:val="Normal"/>
-    <w:next w:val="BodyText"/>
-    <w:qFormat/>
-    <w:pPr>
-      <w:keepNext w:val="true"/>
-      <w:spacing w:before="240" w:after="120"/>
-    </w:pPr>
-    <w:rPr>
-      <w:rFonts w:ascii="Liberation Sans" w:hAnsi="Liberation Sans" w:eastAsia="Noto Sans CJK SC" w:cs="Noto Sans"/>
-      <w:sz w:val="28"/>
-      <w:szCs w:val="28"/>
-    </w:rPr>
-  </w:style>
-  <w:style w:type="paragraph" w:styleId="BodyText">
-    <w:name w:val="Body Text"/>
-    <w:basedOn w:val="Normal"/>
-    <w:pPr>
-      <w:spacing w:lineRule="auto" w:line="276" w:before="0" w:after="140"/>
-    </w:pPr>
-    <w:rPr/>
-  </w:style>
-  <w:style w:type="paragraph" w:styleId="List">
-    <w:name w:val="List"/>
-    <w:basedOn w:val="BodyText"/>
-    <w:pPr/>
-    <w:rPr>
-      <w:rFonts w:cs="Noto Sans"/>
-    </w:rPr>
-  </w:style>
-  <w:style w:type="paragraph" w:styleId="Caption">
-    <w:name w:val="caption"/>
-    <w:basedOn w:val="Normal"/>
-    <w:qFormat/>
-    <w:pPr>
-      <w:suppressLineNumbers/>
-      <w:spacing w:before="120" w:after="120"/>
-    </w:pPr>
-    <w:rPr>
-      <w:rFonts w:cs="Noto Sans"/>
-      <w:i/>
-      <w:iCs/>
-      <w:sz w:val="24"/>
-      <w:szCs w:val="24"/>
-    </w:rPr>
-  </w:style>
-  <w:style w:type="paragraph" w:styleId="Index">
-    <w:name w:val="Index"/>
-    <w:basedOn w:val="Normal"/>
-    <w:qFormat/>
-    <w:pPr>
-      <w:suppressLineNumbers/>
-    </w:pPr>
-    <w:rPr>
-      <w:rFonts w:cs="Noto Sans"/>
-    </w:rPr>
-  </w:style>
-  <w:style w:type="paragraph" w:styleId="Title">
-    <w:name w:val="Title"/>
-    <w:basedOn w:val="Normal"/>
-    <w:next w:val="Normal"/>
-    <w:link w:val="TitleChar"/>
-    <w:uiPriority w:val="10"/>
-    <w:qFormat/>
-    <w:rsid w:val="00eb2f7c"/>
-    <w:pPr>
-      <w:spacing w:lineRule="auto" w:line="240" w:before="0" w:after="80"/>
-      <w:contextualSpacing/>
-    </w:pPr>
-    <w:rPr>
-      <w:rFonts w:ascii="Aptos Display" w:hAnsi="Aptos Display" w:eastAsia="" w:cs="" w:asciiTheme="majorHAnsi" w:cstheme="majorBidi" w:eastAsiaTheme="majorEastAsia" w:hAnsiTheme="majorHAnsi"/>
-      <w:spacing w:val="-10"/>
-      <w:kern w:val="2"/>
-      <w:sz w:val="56"/>
-      <w:szCs w:val="56"/>
-    </w:rPr>
-  </w:style>
-  <w:style w:type="paragraph" w:styleId="Subtitle">
-    <w:name w:val="Subtitle"/>
-    <w:basedOn w:val="Normal"/>
-    <w:next w:val="Normal"/>
-    <w:link w:val="SubtitleChar"/>
-    <w:uiPriority w:val="11"/>
-    <w:qFormat/>
-    <w:rsid w:val="00eb2f7c"/>
-    <w:pPr/>
-    <w:rPr>
-      <w:rFonts w:ascii="Aptos" w:hAnsi="Aptos" w:eastAsia="" w:cs="" w:asciiTheme="minorHAnsi" w:cstheme="majorBidi" w:eastAsiaTheme="majorEastAsia" w:hAnsiTheme="minorHAnsi"/>
-      <w:color w:themeColor="text1" w:themeTint="a6" w:val="595959"/>
-      <w:spacing w:val="15"/>
-      <w:sz w:val="28"/>
-      <w:szCs w:val="28"/>
-    </w:rPr>
-  </w:style>
-  <w:style w:type="paragraph" w:styleId="Quote">
-    <w:name w:val="Quote"/>
-    <w:basedOn w:val="Normal"/>
-    <w:next w:val="Normal"/>
-    <w:link w:val="QuoteChar"/>
-    <w:uiPriority w:val="29"/>
-    <w:qFormat/>
-    <w:rsid w:val="00eb2f7c"/>
-    <w:pPr>
-      <w:spacing w:before="160" w:after="160"/>
-      <w:jc w:val="center"/>
-    </w:pPr>
-    <w:rPr>
-      <w:i/>
-      <w:iCs/>
-      <w:color w:themeColor="text1" w:themeTint="bf" w:val="404040"/>
-    </w:rPr>
-  </w:style>
-  <w:style w:type="paragraph" w:styleId="ListParagraph">
-    <w:name w:val="List Paragraph"/>
-    <w:basedOn w:val="Normal"/>
-    <w:uiPriority w:val="34"/>
-    <w:qFormat/>
-    <w:rsid w:val="00eb2f7c"/>
-    <w:pPr>
-      <w:spacing w:before="0" w:after="160"/>
-      <w:ind w:start="720"/>
-      <w:contextualSpacing/>
-    </w:pPr>
-    <w:rPr/>
-  </w:style>
-  <w:style w:type="paragraph" w:styleId="IntenseQuote">
-    <w:name w:val="Intense Quote"/>
-    <w:basedOn w:val="Normal"/>
-    <w:next w:val="Normal"/>
-    <w:link w:val="IntenseQuoteChar"/>
-    <w:uiPriority w:val="30"/>
-    <w:qFormat/>
-    <w:rsid w:val="00eb2f7c"/>
-    <w:pPr>
-      <w:pBdr>
-        <w:top w:val="single" w:sz="4" w:space="10" w:color="0F4761" w:themeColor="accent1" w:themeShade="bf"/>
-        <w:bottom w:val="single" w:sz="4" w:space="10" w:color="0F4761" w:themeColor="accent1" w:themeShade="bf"/>
-      </w:pBdr>
-      <w:spacing w:before="360" w:after="360"/>
-      <w:ind w:start="864" w:end="864"/>
-      <w:jc w:val="center"/>
-    </w:pPr>
-    <w:rPr>
-      <w:i/>
-      <w:iCs/>
-      <w:color w:themeColor="accent1" w:themeShade="bf" w:val="0F4761"/>
-    </w:rPr>
-  </w:style>
-  <w:style w:type="numbering" w:styleId="NoList" w:default="1">
-    <w:name w:val="No List"/>
-    <w:uiPriority w:val="99"/>
-    <w:semiHidden/>
-    <w:unhideWhenUsed/>
-    <w:qFormat/>
   </w:style>
   <w:style w:type="table" w:default="1" w:styleId="TableNormal">
     <w:name w:val="Normal Table"/>
@@ -1145,6 +965,7 @@
     <w:semiHidden/>
     <w:unhideWhenUsed/>
     <w:tblPr>
+      <w:tblInd w:w="0" w:type="dxa"/>
       <w:tblCellMar>
         <w:top w:w="0" w:type="dxa"/>
         <w:left w:w="108" w:type="dxa"/>
@@ -1153,11 +974,369 @@
       </w:tblCellMar>
     </w:tblPr>
   </w:style>
+  <w:style w:type="numbering" w:default="1" w:styleId="NoList">
+    <w:name w:val="No List"/>
+    <w:uiPriority w:val="99"/>
+    <w:semiHidden/>
+    <w:unhideWhenUsed/>
+  </w:style>
+  <w:style w:type="character" w:customStyle="1" w:styleId="Heading1Char">
+    <w:name w:val="Heading 1 Char"/>
+    <w:basedOn w:val="DefaultParagraphFont"/>
+    <w:link w:val="Heading1"/>
+    <w:uiPriority w:val="9"/>
+    <w:qFormat/>
+    <w:rsid w:val="00EB2F7C"/>
+    <w:rPr>
+      <w:rFonts w:asciiTheme="majorHAnsi" w:eastAsiaTheme="majorEastAsia" w:hAnsiTheme="majorHAnsi" w:cstheme="majorBidi"/>
+      <w:color w:val="0F4761" w:themeColor="accent1" w:themeShade="BF"/>
+      <w:sz w:val="40"/>
+      <w:szCs w:val="40"/>
+    </w:rPr>
+  </w:style>
+  <w:style w:type="character" w:customStyle="1" w:styleId="Heading2Char">
+    <w:name w:val="Heading 2 Char"/>
+    <w:basedOn w:val="DefaultParagraphFont"/>
+    <w:link w:val="Heading2"/>
+    <w:uiPriority w:val="9"/>
+    <w:semiHidden/>
+    <w:qFormat/>
+    <w:rsid w:val="00EB2F7C"/>
+    <w:rPr>
+      <w:rFonts w:asciiTheme="majorHAnsi" w:eastAsiaTheme="majorEastAsia" w:hAnsiTheme="majorHAnsi" w:cstheme="majorBidi"/>
+      <w:color w:val="0F4761" w:themeColor="accent1" w:themeShade="BF"/>
+      <w:sz w:val="32"/>
+      <w:szCs w:val="32"/>
+    </w:rPr>
+  </w:style>
+  <w:style w:type="character" w:customStyle="1" w:styleId="Heading3Char">
+    <w:name w:val="Heading 3 Char"/>
+    <w:basedOn w:val="DefaultParagraphFont"/>
+    <w:link w:val="Heading3"/>
+    <w:uiPriority w:val="9"/>
+    <w:semiHidden/>
+    <w:qFormat/>
+    <w:rsid w:val="00EB2F7C"/>
+    <w:rPr>
+      <w:rFonts w:asciiTheme="minorHAnsi" w:eastAsiaTheme="majorEastAsia" w:hAnsiTheme="minorHAnsi" w:cstheme="majorBidi"/>
+      <w:color w:val="0F4761" w:themeColor="accent1" w:themeShade="BF"/>
+      <w:sz w:val="28"/>
+      <w:szCs w:val="28"/>
+    </w:rPr>
+  </w:style>
+  <w:style w:type="character" w:customStyle="1" w:styleId="Heading4Char">
+    <w:name w:val="Heading 4 Char"/>
+    <w:basedOn w:val="DefaultParagraphFont"/>
+    <w:link w:val="Heading4"/>
+    <w:uiPriority w:val="9"/>
+    <w:semiHidden/>
+    <w:qFormat/>
+    <w:rsid w:val="00EB2F7C"/>
+    <w:rPr>
+      <w:rFonts w:asciiTheme="minorHAnsi" w:eastAsiaTheme="majorEastAsia" w:hAnsiTheme="minorHAnsi" w:cstheme="majorBidi"/>
+      <w:i/>
+      <w:iCs/>
+      <w:color w:val="0F4761" w:themeColor="accent1" w:themeShade="BF"/>
+    </w:rPr>
+  </w:style>
+  <w:style w:type="character" w:customStyle="1" w:styleId="Heading5Char">
+    <w:name w:val="Heading 5 Char"/>
+    <w:basedOn w:val="DefaultParagraphFont"/>
+    <w:link w:val="Heading5"/>
+    <w:uiPriority w:val="9"/>
+    <w:semiHidden/>
+    <w:qFormat/>
+    <w:rsid w:val="00EB2F7C"/>
+    <w:rPr>
+      <w:rFonts w:asciiTheme="minorHAnsi" w:eastAsiaTheme="majorEastAsia" w:hAnsiTheme="minorHAnsi" w:cstheme="majorBidi"/>
+      <w:color w:val="0F4761" w:themeColor="accent1" w:themeShade="BF"/>
+    </w:rPr>
+  </w:style>
+  <w:style w:type="character" w:customStyle="1" w:styleId="Heading6Char">
+    <w:name w:val="Heading 6 Char"/>
+    <w:basedOn w:val="DefaultParagraphFont"/>
+    <w:link w:val="Heading6"/>
+    <w:uiPriority w:val="9"/>
+    <w:semiHidden/>
+    <w:qFormat/>
+    <w:rsid w:val="00EB2F7C"/>
+    <w:rPr>
+      <w:rFonts w:asciiTheme="minorHAnsi" w:eastAsiaTheme="majorEastAsia" w:hAnsiTheme="minorHAnsi" w:cstheme="majorBidi"/>
+      <w:i/>
+      <w:iCs/>
+      <w:color w:val="595959" w:themeColor="text1" w:themeTint="A6"/>
+    </w:rPr>
+  </w:style>
+  <w:style w:type="character" w:customStyle="1" w:styleId="Heading7Char">
+    <w:name w:val="Heading 7 Char"/>
+    <w:basedOn w:val="DefaultParagraphFont"/>
+    <w:link w:val="Heading7"/>
+    <w:uiPriority w:val="9"/>
+    <w:semiHidden/>
+    <w:qFormat/>
+    <w:rsid w:val="00EB2F7C"/>
+    <w:rPr>
+      <w:rFonts w:asciiTheme="minorHAnsi" w:eastAsiaTheme="majorEastAsia" w:hAnsiTheme="minorHAnsi" w:cstheme="majorBidi"/>
+      <w:color w:val="595959" w:themeColor="text1" w:themeTint="A6"/>
+    </w:rPr>
+  </w:style>
+  <w:style w:type="character" w:customStyle="1" w:styleId="Heading8Char">
+    <w:name w:val="Heading 8 Char"/>
+    <w:basedOn w:val="DefaultParagraphFont"/>
+    <w:link w:val="Heading8"/>
+    <w:uiPriority w:val="9"/>
+    <w:semiHidden/>
+    <w:qFormat/>
+    <w:rsid w:val="00EB2F7C"/>
+    <w:rPr>
+      <w:rFonts w:asciiTheme="minorHAnsi" w:eastAsiaTheme="majorEastAsia" w:hAnsiTheme="minorHAnsi" w:cstheme="majorBidi"/>
+      <w:i/>
+      <w:iCs/>
+      <w:color w:val="272727" w:themeColor="text1" w:themeTint="D8"/>
+    </w:rPr>
+  </w:style>
+  <w:style w:type="character" w:customStyle="1" w:styleId="Heading9Char">
+    <w:name w:val="Heading 9 Char"/>
+    <w:basedOn w:val="DefaultParagraphFont"/>
+    <w:link w:val="Heading9"/>
+    <w:uiPriority w:val="9"/>
+    <w:semiHidden/>
+    <w:qFormat/>
+    <w:rsid w:val="00EB2F7C"/>
+    <w:rPr>
+      <w:rFonts w:asciiTheme="minorHAnsi" w:eastAsiaTheme="majorEastAsia" w:hAnsiTheme="minorHAnsi" w:cstheme="majorBidi"/>
+      <w:color w:val="272727" w:themeColor="text1" w:themeTint="D8"/>
+    </w:rPr>
+  </w:style>
+  <w:style w:type="character" w:customStyle="1" w:styleId="TitleChar">
+    <w:name w:val="Title Char"/>
+    <w:basedOn w:val="DefaultParagraphFont"/>
+    <w:link w:val="Title"/>
+    <w:uiPriority w:val="10"/>
+    <w:qFormat/>
+    <w:rsid w:val="00EB2F7C"/>
+    <w:rPr>
+      <w:rFonts w:asciiTheme="majorHAnsi" w:eastAsiaTheme="majorEastAsia" w:hAnsiTheme="majorHAnsi" w:cstheme="majorBidi"/>
+      <w:spacing w:val="-10"/>
+      <w:kern w:val="2"/>
+      <w:sz w:val="56"/>
+      <w:szCs w:val="56"/>
+    </w:rPr>
+  </w:style>
+  <w:style w:type="character" w:customStyle="1" w:styleId="SubtitleChar">
+    <w:name w:val="Subtitle Char"/>
+    <w:basedOn w:val="DefaultParagraphFont"/>
+    <w:link w:val="Subtitle"/>
+    <w:uiPriority w:val="11"/>
+    <w:qFormat/>
+    <w:rsid w:val="00EB2F7C"/>
+    <w:rPr>
+      <w:rFonts w:asciiTheme="minorHAnsi" w:eastAsiaTheme="majorEastAsia" w:hAnsiTheme="minorHAnsi" w:cstheme="majorBidi"/>
+      <w:color w:val="595959" w:themeColor="text1" w:themeTint="A6"/>
+      <w:spacing w:val="15"/>
+      <w:sz w:val="28"/>
+      <w:szCs w:val="28"/>
+    </w:rPr>
+  </w:style>
+  <w:style w:type="character" w:customStyle="1" w:styleId="QuoteChar">
+    <w:name w:val="Quote Char"/>
+    <w:basedOn w:val="DefaultParagraphFont"/>
+    <w:link w:val="Quote"/>
+    <w:uiPriority w:val="29"/>
+    <w:qFormat/>
+    <w:rsid w:val="00EB2F7C"/>
+    <w:rPr>
+      <w:i/>
+      <w:iCs/>
+      <w:color w:val="404040" w:themeColor="text1" w:themeTint="BF"/>
+    </w:rPr>
+  </w:style>
+  <w:style w:type="character" w:styleId="IntenseEmphasis">
+    <w:name w:val="Intense Emphasis"/>
+    <w:basedOn w:val="DefaultParagraphFont"/>
+    <w:uiPriority w:val="21"/>
+    <w:qFormat/>
+    <w:rsid w:val="00EB2F7C"/>
+    <w:rPr>
+      <w:i/>
+      <w:iCs/>
+      <w:color w:val="0F4761" w:themeColor="accent1" w:themeShade="BF"/>
+    </w:rPr>
+  </w:style>
+  <w:style w:type="character" w:customStyle="1" w:styleId="IntenseQuoteChar">
+    <w:name w:val="Intense Quote Char"/>
+    <w:basedOn w:val="DefaultParagraphFont"/>
+    <w:link w:val="IntenseQuote"/>
+    <w:uiPriority w:val="30"/>
+    <w:qFormat/>
+    <w:rsid w:val="00EB2F7C"/>
+    <w:rPr>
+      <w:i/>
+      <w:iCs/>
+      <w:color w:val="0F4761" w:themeColor="accent1" w:themeShade="BF"/>
+    </w:rPr>
+  </w:style>
+  <w:style w:type="character" w:styleId="IntenseReference">
+    <w:name w:val="Intense Reference"/>
+    <w:basedOn w:val="DefaultParagraphFont"/>
+    <w:uiPriority w:val="32"/>
+    <w:qFormat/>
+    <w:rsid w:val="00EB2F7C"/>
+    <w:rPr>
+      <w:b/>
+      <w:bCs/>
+      <w:smallCaps/>
+      <w:color w:val="0F4761" w:themeColor="accent1" w:themeShade="BF"/>
+      <w:spacing w:val="5"/>
+    </w:rPr>
+  </w:style>
+  <w:style w:type="paragraph" w:customStyle="1" w:styleId="Heading">
+    <w:name w:val="Heading"/>
+    <w:basedOn w:val="Normal"/>
+    <w:next w:val="BodyText"/>
+    <w:qFormat/>
+    <w:pPr>
+      <w:keepNext/>
+      <w:spacing w:before="240" w:after="120"/>
+    </w:pPr>
+    <w:rPr>
+      <w:rFonts w:ascii="Liberation Sans" w:eastAsia="Noto Sans CJK SC" w:hAnsi="Liberation Sans" w:cs="Noto Sans"/>
+      <w:sz w:val="28"/>
+      <w:szCs w:val="28"/>
+    </w:rPr>
+  </w:style>
+  <w:style w:type="paragraph" w:styleId="BodyText">
+    <w:name w:val="Body Text"/>
+    <w:basedOn w:val="Normal"/>
+    <w:pPr>
+      <w:spacing w:after="140" w:line="276" w:lineRule="auto"/>
+    </w:pPr>
+  </w:style>
+  <w:style w:type="paragraph" w:styleId="List">
+    <w:name w:val="List"/>
+    <w:basedOn w:val="BodyText"/>
+    <w:rPr>
+      <w:rFonts w:cs="Noto Sans"/>
+    </w:rPr>
+  </w:style>
+  <w:style w:type="paragraph" w:styleId="Caption">
+    <w:name w:val="caption"/>
+    <w:basedOn w:val="Normal"/>
+    <w:qFormat/>
+    <w:pPr>
+      <w:suppressLineNumbers/>
+      <w:spacing w:before="120" w:after="120"/>
+    </w:pPr>
+    <w:rPr>
+      <w:rFonts w:cs="Noto Sans"/>
+      <w:i/>
+      <w:iCs/>
+      <w:szCs w:val="24"/>
+    </w:rPr>
+  </w:style>
+  <w:style w:type="paragraph" w:customStyle="1" w:styleId="Index">
+    <w:name w:val="Index"/>
+    <w:basedOn w:val="Normal"/>
+    <w:qFormat/>
+    <w:pPr>
+      <w:suppressLineNumbers/>
+    </w:pPr>
+    <w:rPr>
+      <w:rFonts w:cs="Noto Sans"/>
+    </w:rPr>
+  </w:style>
+  <w:style w:type="paragraph" w:styleId="Title">
+    <w:name w:val="Title"/>
+    <w:basedOn w:val="Normal"/>
+    <w:next w:val="Normal"/>
+    <w:link w:val="TitleChar"/>
+    <w:uiPriority w:val="10"/>
+    <w:qFormat/>
+    <w:rsid w:val="00EB2F7C"/>
+    <w:pPr>
+      <w:spacing w:after="80" w:line="240" w:lineRule="auto"/>
+      <w:contextualSpacing/>
+    </w:pPr>
+    <w:rPr>
+      <w:rFonts w:asciiTheme="majorHAnsi" w:eastAsiaTheme="majorEastAsia" w:hAnsiTheme="majorHAnsi" w:cstheme="majorBidi"/>
+      <w:spacing w:val="-10"/>
+      <w:sz w:val="56"/>
+      <w:szCs w:val="56"/>
+    </w:rPr>
+  </w:style>
+  <w:style w:type="paragraph" w:styleId="Subtitle">
+    <w:name w:val="Subtitle"/>
+    <w:basedOn w:val="Normal"/>
+    <w:next w:val="Normal"/>
+    <w:link w:val="SubtitleChar"/>
+    <w:uiPriority w:val="11"/>
+    <w:qFormat/>
+    <w:rsid w:val="00EB2F7C"/>
+    <w:rPr>
+      <w:rFonts w:asciiTheme="minorHAnsi" w:eastAsiaTheme="majorEastAsia" w:hAnsiTheme="minorHAnsi" w:cstheme="majorBidi"/>
+      <w:color w:val="595959" w:themeColor="text1" w:themeTint="A6"/>
+      <w:spacing w:val="15"/>
+      <w:sz w:val="28"/>
+      <w:szCs w:val="28"/>
+    </w:rPr>
+  </w:style>
+  <w:style w:type="paragraph" w:styleId="Quote">
+    <w:name w:val="Quote"/>
+    <w:basedOn w:val="Normal"/>
+    <w:next w:val="Normal"/>
+    <w:link w:val="QuoteChar"/>
+    <w:uiPriority w:val="29"/>
+    <w:qFormat/>
+    <w:rsid w:val="00EB2F7C"/>
+    <w:pPr>
+      <w:spacing w:before="160"/>
+      <w:jc w:val="center"/>
+    </w:pPr>
+    <w:rPr>
+      <w:i/>
+      <w:iCs/>
+      <w:color w:val="404040" w:themeColor="text1" w:themeTint="BF"/>
+    </w:rPr>
+  </w:style>
+  <w:style w:type="paragraph" w:styleId="ListParagraph">
+    <w:name w:val="List Paragraph"/>
+    <w:basedOn w:val="Normal"/>
+    <w:uiPriority w:val="34"/>
+    <w:qFormat/>
+    <w:rsid w:val="00EB2F7C"/>
+    <w:pPr>
+      <w:ind w:left="720"/>
+      <w:contextualSpacing/>
+    </w:pPr>
+  </w:style>
+  <w:style w:type="paragraph" w:styleId="IntenseQuote">
+    <w:name w:val="Intense Quote"/>
+    <w:basedOn w:val="Normal"/>
+    <w:next w:val="Normal"/>
+    <w:link w:val="IntenseQuoteChar"/>
+    <w:uiPriority w:val="30"/>
+    <w:qFormat/>
+    <w:rsid w:val="00EB2F7C"/>
+    <w:pPr>
+      <w:pBdr>
+        <w:top w:val="single" w:sz="4" w:space="10" w:color="0F4761" w:themeColor="accent1" w:themeShade="BF"/>
+        <w:bottom w:val="single" w:sz="4" w:space="10" w:color="0F4761" w:themeColor="accent1" w:themeShade="BF"/>
+      </w:pBdr>
+      <w:spacing w:before="360" w:after="360"/>
+      <w:ind w:left="864" w:right="864"/>
+      <w:jc w:val="center"/>
+    </w:pPr>
+    <w:rPr>
+      <w:i/>
+      <w:iCs/>
+      <w:color w:val="0F4761" w:themeColor="accent1" w:themeShade="BF"/>
+    </w:rPr>
+  </w:style>
 </w:styles>
 </file>
 
 <file path=word/theme/theme1.xml><?xml version="1.0" encoding="utf-8"?>
-<a:theme xmlns:a="http://schemas.openxmlformats.org/drawingml/2006/main" xmlns:r="http://schemas.openxmlformats.org/officeDocument/2006/relationships" name="Office Theme">
+<a:theme xmlns:a="http://schemas.openxmlformats.org/drawingml/2006/main" name="Office Theme">
   <a:themeElements>
     <a:clrScheme name="Office">
       <a:dk1>
@@ -1199,12 +1378,12 @@
     </a:clrScheme>
     <a:fontScheme name="Office">
       <a:majorFont>
-        <a:latin typeface="Aptos Display" panose="02110004020202020204" pitchFamily="0" charset="1"/>
+        <a:latin typeface="Aptos Display" panose="02110004020202020204"/>
         <a:ea typeface=""/>
         <a:cs typeface=""/>
       </a:majorFont>
       <a:minorFont>
-        <a:latin typeface="Aptos" panose="02110004020202020204" pitchFamily="0" charset="1"/>
+        <a:latin typeface="Aptos" panose="02110004020202020204"/>
         <a:ea typeface=""/>
         <a:cs typeface=""/>
       </a:minorFont>
@@ -1236,7 +1415,7 @@
             </a:gs>
           </a:gsLst>
           <a:lin ang="5400000" scaled="0"/>
-          <a:tileRect l="0" t="0" r="0" b="0"/>
+          <a:tileRect/>
         </a:gradFill>
         <a:gradFill>
           <a:gsLst>
@@ -1260,7 +1439,7 @@
             </a:gs>
           </a:gsLst>
           <a:lin ang="5400000" scaled="0"/>
-          <a:tileRect l="0" t="0" r="0" b="0"/>
+          <a:tileRect/>
         </a:gradFill>
       </a:fillStyleLst>
       <a:lnStyleLst>
@@ -1320,10 +1499,12 @@
             </a:gs>
           </a:gsLst>
           <a:lin ang="5400000" scaled="0"/>
-          <a:tileRect l="0" t="0" r="0" b="0"/>
+          <a:tileRect/>
         </a:gradFill>
       </a:bgFillStyleLst>
     </a:fmtScheme>
   </a:themeElements>
+  <a:objectDefaults/>
+  <a:extraClrSchemeLst/>
 </a:theme>
 </file>
--- a/COMP 4522 Assignment 3 Part 1 Writeup.docx
+++ b/COMP 4522 Assignment 3 Part 1 Writeup.docx
@@ -208,15 +208,7 @@
         <w:t xml:space="preserve">some of us were </w:t>
       </w:r>
       <w:r>
-        <w:t xml:space="preserve">a bit rusty with Python, we started by reviewing the class lecture notes on MongoDB along with topics like sharding, querying, replication, and the CAP theorem. After that, we opened the dataset in Excel to get a sense of it and quickly realized how large it was, which made us glad we would not be working with Excel directly. From there, we decided to use Python and pandas as suggested in the assignment and began researching how to set up MongoDB in a Python environment. Most of our support came from MongoDB documentation, </w:t>
-      </w:r>
-      <w:proofErr w:type="spellStart"/>
-      <w:r>
-        <w:t>GeeksforGeeks</w:t>
-      </w:r>
-      <w:proofErr w:type="spellEnd"/>
-      <w:r>
-        <w:t>, W3Schools, and general Google searches.</w:t>
+        <w:t>a bit rusty with Python, we started by reviewing the class lecture notes on MongoDB along with topics like sharding, querying, replication, and the CAP theorem. After that, we opened the dataset in Excel to get a sense of it and quickly realized how large it was, which made us glad we would not be working with Excel directly. From there, we decided to use Python and pandas as suggested in the assignment and began researching how to set up MongoDB in a Python environment. Most of our support came from MongoDB documentation, GeeksforGeeks, W3Schools, and general Google searches.</w:t>
       </w:r>
     </w:p>
     <w:p>
@@ -225,15 +217,7 @@
         <w:ind w:firstLine="720"/>
       </w:pPr>
       <w:r>
-        <w:t xml:space="preserve">One of the first challenges we ran into was dealing with file paths. This became a recurring issue throughout the assignment, especially while collaborating. We eventually solved it by organizing our folder structure more carefully and using Python’s </w:t>
-      </w:r>
-      <w:proofErr w:type="spellStart"/>
-      <w:r>
-        <w:t>os</w:t>
-      </w:r>
-      <w:proofErr w:type="spellEnd"/>
-      <w:r>
-        <w:t xml:space="preserve"> module to make file paths more reliable regardless of the environment.</w:t>
+        <w:t>One of the first challenges we ran into was dealing with file paths. This became a recurring issue throughout the assignment, especially while collaborating. We eventually solved it by organizing our folder structure more carefully and using Python’s os module to make file paths more reliable regardless of the environment.</w:t>
       </w:r>
     </w:p>
     <w:p>
@@ -251,15 +235,16 @@
         <w:ind w:firstLine="720"/>
       </w:pPr>
       <w:r>
-        <w:t xml:space="preserve">While working through the queries, we ran into an issue where the terminal output became too large to read clearly. To fix this, we decided to write outputs to text files so results were easier to manage. Using </w:t>
-      </w:r>
-      <w:proofErr w:type="spellStart"/>
-      <w:r>
-        <w:t>pprint</w:t>
-      </w:r>
-      <w:proofErr w:type="spellEnd"/>
-      <w:r>
-        <w:t xml:space="preserve"> also helped format the data in a more readable way instead of having everything appear on a single line.</w:t>
+        <w:t xml:space="preserve">While working through the queries, we ran into an issue where the terminal output became too large to read clearly. To fix this, we decided to write outputs to text files </w:t>
+      </w:r>
+      <w:r>
+        <w:t xml:space="preserve">or only write a certain number of lines </w:t>
+      </w:r>
+      <w:r>
+        <w:t>so results were easier to manage</w:t>
+      </w:r>
+      <w:r>
+        <w:t>. Using pprint also helped format the data in a more readable way instead of having everything appear on a single line.</w:t>
       </w:r>
     </w:p>
     <w:p>
@@ -277,15 +262,7 @@
         <w:ind w:firstLine="720"/>
       </w:pPr>
       <w:r>
-        <w:t xml:space="preserve">As we continued, one of the biggest things we noticed was how messy real-world data can be. In the second query, we had to deal with None and </w:t>
-      </w:r>
-      <w:proofErr w:type="spellStart"/>
-      <w:r>
-        <w:t>NaN</w:t>
-      </w:r>
-      <w:proofErr w:type="spellEnd"/>
-      <w:r>
-        <w:t xml:space="preserve"> values in the review scores, which caused problems with sorting and filtering. We added extra checks and converted values to </w:t>
+        <w:t xml:space="preserve">As we continued, one of the biggest things we noticed was how messy real-world data can be. In the second query, we had to deal with None and NaN values in the review scores, which caused problems with sorting and filtering. We added extra checks and converted values to </w:t>
       </w:r>
       <w:r>
         <w:lastRenderedPageBreak/>
@@ -307,15 +284,7 @@
         <w:ind w:firstLine="720"/>
       </w:pPr>
       <w:r>
-        <w:t>The final query was the most complex. It required averaging review scores across neighbourhoods while only showing those with averages at or above 95 percent. At first, nothing was returned because converting the review scores using $</w:t>
-      </w:r>
-      <w:proofErr w:type="spellStart"/>
-      <w:r>
-        <w:t>toDouble</w:t>
-      </w:r>
-      <w:proofErr w:type="spellEnd"/>
-      <w:r>
-        <w:t xml:space="preserve"> failed. We fixed this by switching to $convert and adding error handling. We also had to address issues with sorting by first removing invalid values, converting scores properly, grouping by neighbourhood, calculating averages, sorting from highest to lowest, and finally filtering out results below 95 percent.</w:t>
+        <w:t>The final query was the most complex. It required averaging review scores across neighbourhoods while only showing those with averages at or above 95 percent. At first, nothing was returned because converting the review scores using $toDouble failed. We fixed this by switching to $convert and adding error handling. We also had to address issues with sorting by first removing invalid values, converting scores properly, grouping by neighbourhood, calculating averages, sorting from highest to lowest, and finally filtering out results below 95 percent.</w:t>
       </w:r>
     </w:p>
     <w:p>
@@ -324,15 +293,7 @@
         <w:ind w:firstLine="720"/>
       </w:pPr>
       <w:r>
-        <w:t xml:space="preserve">Overall, this assignment showed us that working with databases is not just about writing queries. It also involves handling inconsistent data, debugging issues, and making sure the results </w:t>
-      </w:r>
-      <w:proofErr w:type="gramStart"/>
-      <w:r>
-        <w:t>actually make</w:t>
-      </w:r>
-      <w:proofErr w:type="gramEnd"/>
-      <w:r>
-        <w:t xml:space="preserve"> sense.</w:t>
+        <w:t>Overall, this assignment showed us that working with databases is not just about writing queries. It also involves handling inconsistent data, debugging issues, and making sure the results actually make sense.</w:t>
       </w:r>
     </w:p>
     <w:p>
